--- a/ПЗ_безопасный_маршрут_2.docx
+++ b/ПЗ_безопасный_маршрут_2.docx
@@ -388,7 +388,7 @@
             </w:rPr>
             <w:fldChar w:fldCharType="separate"/>
           </w:r>
-          <w:hyperlink w:anchor="_Toc221536107" w:history="1">
+          <w:hyperlink w:anchor="_Toc221539190" w:history="1">
             <w:r>
               <w:rPr>
                 <w:rStyle w:val="a9"/>
@@ -432,7 +432,7 @@
                 <w:noProof/>
                 <w:webHidden/>
               </w:rPr>
-              <w:instrText xml:space="preserve"> PAGEREF _Toc221536107 \h </w:instrText>
+              <w:instrText xml:space="preserve"> PAGEREF _Toc221539190 \h </w:instrText>
             </w:r>
             <w:r>
               <w:rPr>
@@ -477,7 +477,7 @@
               <w:lang w:eastAsia="ru-RU"/>
             </w:rPr>
           </w:pPr>
-          <w:hyperlink w:anchor="_Toc221536108" w:history="1">
+          <w:hyperlink w:anchor="_Toc221539191" w:history="1">
             <w:r>
               <w:rPr>
                 <w:rStyle w:val="a9"/>
@@ -521,7 +521,7 @@
                 <w:noProof/>
                 <w:webHidden/>
               </w:rPr>
-              <w:instrText xml:space="preserve"> PAGEREF _Toc221536108 \h </w:instrText>
+              <w:instrText xml:space="preserve"> PAGEREF _Toc221539191 \h </w:instrText>
             </w:r>
             <w:r>
               <w:rPr>
@@ -566,7 +566,7 @@
               <w:lang w:eastAsia="ru-RU"/>
             </w:rPr>
           </w:pPr>
-          <w:hyperlink w:anchor="_Toc221536109" w:history="1">
+          <w:hyperlink w:anchor="_Toc221539192" w:history="1">
             <w:r>
               <w:rPr>
                 <w:rStyle w:val="a9"/>
@@ -610,7 +610,7 @@
                 <w:noProof/>
                 <w:webHidden/>
               </w:rPr>
-              <w:instrText xml:space="preserve"> PAGEREF _Toc221536109 \h </w:instrText>
+              <w:instrText xml:space="preserve"> PAGEREF _Toc221539192 \h </w:instrText>
             </w:r>
             <w:r>
               <w:rPr>
@@ -655,7 +655,7 @@
               <w:lang w:eastAsia="ru-RU"/>
             </w:rPr>
           </w:pPr>
-          <w:hyperlink w:anchor="_Toc221536110" w:history="1">
+          <w:hyperlink w:anchor="_Toc221539193" w:history="1">
             <w:r>
               <w:rPr>
                 <w:rStyle w:val="a9"/>
@@ -699,7 +699,7 @@
                 <w:noProof/>
                 <w:webHidden/>
               </w:rPr>
-              <w:instrText xml:space="preserve"> PAGEREF _Toc221536110 \h </w:instrText>
+              <w:instrText xml:space="preserve"> PAGEREF _Toc221539193 \h </w:instrText>
             </w:r>
             <w:r>
               <w:rPr>
@@ -744,7 +744,7 @@
               <w:lang w:eastAsia="ru-RU"/>
             </w:rPr>
           </w:pPr>
-          <w:hyperlink w:anchor="_Toc221536111" w:history="1">
+          <w:hyperlink w:anchor="_Toc221539194" w:history="1">
             <w:r>
               <w:rPr>
                 <w:rStyle w:val="a9"/>
@@ -788,7 +788,7 @@
                 <w:noProof/>
                 <w:webHidden/>
               </w:rPr>
-              <w:instrText xml:space="preserve"> PAGEREF _Toc221536111 \h </w:instrText>
+              <w:instrText xml:space="preserve"> PAGEREF _Toc221539194 \h </w:instrText>
             </w:r>
             <w:r>
               <w:rPr>
@@ -833,7 +833,7 @@
               <w:lang w:eastAsia="ru-RU"/>
             </w:rPr>
           </w:pPr>
-          <w:hyperlink w:anchor="_Toc221536112" w:history="1">
+          <w:hyperlink w:anchor="_Toc221539195" w:history="1">
             <w:r>
               <w:rPr>
                 <w:rStyle w:val="a9"/>
@@ -877,7 +877,7 @@
                 <w:noProof/>
                 <w:webHidden/>
               </w:rPr>
-              <w:instrText xml:space="preserve"> PAGEREF _Toc221536112 \h </w:instrText>
+              <w:instrText xml:space="preserve"> PAGEREF _Toc221539195 \h </w:instrText>
             </w:r>
             <w:r>
               <w:rPr>
@@ -922,7 +922,7 @@
               <w:lang w:eastAsia="ru-RU"/>
             </w:rPr>
           </w:pPr>
-          <w:hyperlink w:anchor="_Toc221536113" w:history="1">
+          <w:hyperlink w:anchor="_Toc221539196" w:history="1">
             <w:r>
               <w:rPr>
                 <w:rStyle w:val="a9"/>
@@ -966,7 +966,7 @@
                 <w:noProof/>
                 <w:webHidden/>
               </w:rPr>
-              <w:instrText xml:space="preserve"> PAGEREF _Toc221536113 \h </w:instrText>
+              <w:instrText xml:space="preserve"> PAGEREF _Toc221539196 \h </w:instrText>
             </w:r>
             <w:r>
               <w:rPr>
@@ -1011,7 +1011,7 @@
               <w:lang w:eastAsia="ru-RU"/>
             </w:rPr>
           </w:pPr>
-          <w:hyperlink w:anchor="_Toc221536114" w:history="1">
+          <w:hyperlink w:anchor="_Toc221539197" w:history="1">
             <w:r>
               <w:rPr>
                 <w:rStyle w:val="a9"/>
@@ -1055,7 +1055,7 @@
                 <w:noProof/>
                 <w:webHidden/>
               </w:rPr>
-              <w:instrText xml:space="preserve"> PAGEREF _Toc221536114 \h </w:instrText>
+              <w:instrText xml:space="preserve"> PAGEREF _Toc221539197 \h </w:instrText>
             </w:r>
             <w:r>
               <w:rPr>
@@ -1100,7 +1100,7 @@
               <w:lang w:eastAsia="ru-RU"/>
             </w:rPr>
           </w:pPr>
-          <w:hyperlink w:anchor="_Toc221536115" w:history="1">
+          <w:hyperlink w:anchor="_Toc221539198" w:history="1">
             <w:r>
               <w:rPr>
                 <w:rStyle w:val="a9"/>
@@ -1144,7 +1144,7 @@
                 <w:noProof/>
                 <w:webHidden/>
               </w:rPr>
-              <w:instrText xml:space="preserve"> PAGEREF _Toc221536115 \h </w:instrText>
+              <w:instrText xml:space="preserve"> PAGEREF _Toc221539198 \h </w:instrText>
             </w:r>
             <w:r>
               <w:rPr>
@@ -1189,7 +1189,7 @@
               <w:lang w:eastAsia="ru-RU"/>
             </w:rPr>
           </w:pPr>
-          <w:hyperlink w:anchor="_Toc221536116" w:history="1">
+          <w:hyperlink w:anchor="_Toc221539199" w:history="1">
             <w:r>
               <w:rPr>
                 <w:rStyle w:val="a9"/>
@@ -1233,7 +1233,7 @@
                 <w:noProof/>
                 <w:webHidden/>
               </w:rPr>
-              <w:instrText xml:space="preserve"> PAGEREF _Toc221536116 \h </w:instrText>
+              <w:instrText xml:space="preserve"> PAGEREF _Toc221539199 \h </w:instrText>
             </w:r>
             <w:r>
               <w:rPr>
@@ -1278,7 +1278,7 @@
               <w:lang w:eastAsia="ru-RU"/>
             </w:rPr>
           </w:pPr>
-          <w:hyperlink w:anchor="_Toc221536117" w:history="1">
+          <w:hyperlink w:anchor="_Toc221539200" w:history="1">
             <w:r>
               <w:rPr>
                 <w:rStyle w:val="a9"/>
@@ -1322,7 +1322,7 @@
                 <w:noProof/>
                 <w:webHidden/>
               </w:rPr>
-              <w:instrText xml:space="preserve"> PAGEREF _Toc221536117 \h </w:instrText>
+              <w:instrText xml:space="preserve"> PAGEREF _Toc221539200 \h </w:instrText>
             </w:r>
             <w:r>
               <w:rPr>
@@ -1367,7 +1367,7 @@
               <w:lang w:eastAsia="ru-RU"/>
             </w:rPr>
           </w:pPr>
-          <w:hyperlink w:anchor="_Toc221536118" w:history="1">
+          <w:hyperlink w:anchor="_Toc221539201" w:history="1">
             <w:r>
               <w:rPr>
                 <w:rStyle w:val="a9"/>
@@ -1419,7 +1419,7 @@
                 <w:noProof/>
                 <w:webHidden/>
               </w:rPr>
-              <w:instrText xml:space="preserve"> PAGEREF _Toc221536118 \h </w:instrText>
+              <w:instrText xml:space="preserve"> PAGEREF _Toc221539201 \h </w:instrText>
             </w:r>
             <w:r>
               <w:rPr>
@@ -1464,7 +1464,7 @@
               <w:lang w:eastAsia="ru-RU"/>
             </w:rPr>
           </w:pPr>
-          <w:hyperlink w:anchor="_Toc221536119" w:history="1">
+          <w:hyperlink w:anchor="_Toc221539202" w:history="1">
             <w:r>
               <w:rPr>
                 <w:rStyle w:val="a9"/>
@@ -1508,7 +1508,7 @@
                 <w:noProof/>
                 <w:webHidden/>
               </w:rPr>
-              <w:instrText xml:space="preserve"> PAGEREF _Toc221536119 \h </w:instrText>
+              <w:instrText xml:space="preserve"> PAGEREF _Toc221539202 \h </w:instrText>
             </w:r>
             <w:r>
               <w:rPr>
@@ -1553,7 +1553,7 @@
               <w:lang w:eastAsia="ru-RU"/>
             </w:rPr>
           </w:pPr>
-          <w:hyperlink w:anchor="_Toc221536120" w:history="1">
+          <w:hyperlink w:anchor="_Toc221539203" w:history="1">
             <w:r>
               <w:rPr>
                 <w:rStyle w:val="a9"/>
@@ -1597,7 +1597,7 @@
                 <w:noProof/>
                 <w:webHidden/>
               </w:rPr>
-              <w:instrText xml:space="preserve"> PAGEREF _Toc221536120 \h </w:instrText>
+              <w:instrText xml:space="preserve"> PAGEREF _Toc221539203 \h </w:instrText>
             </w:r>
             <w:r>
               <w:rPr>
@@ -1639,7 +1639,7 @@
               <w:lang w:eastAsia="ru-RU"/>
             </w:rPr>
           </w:pPr>
-          <w:hyperlink w:anchor="_Toc221536121" w:history="1">
+          <w:hyperlink w:anchor="_Toc221539204" w:history="1">
             <w:r>
               <w:rPr>
                 <w:rStyle w:val="a9"/>
@@ -1666,7 +1666,7 @@
                 <w:noProof/>
                 <w:webHidden/>
               </w:rPr>
-              <w:instrText xml:space="preserve"> PAGEREF _Toc221536121 \h </w:instrText>
+              <w:instrText xml:space="preserve"> PAGEREF _Toc221539204 \h </w:instrText>
             </w:r>
             <w:r>
               <w:rPr>
@@ -1708,7 +1708,7 @@
               <w:lang w:eastAsia="ru-RU"/>
             </w:rPr>
           </w:pPr>
-          <w:hyperlink w:anchor="_Toc221536122" w:history="1">
+          <w:hyperlink w:anchor="_Toc221539205" w:history="1">
             <w:r>
               <w:rPr>
                 <w:rStyle w:val="a9"/>
@@ -1735,7 +1735,7 @@
                 <w:noProof/>
                 <w:webHidden/>
               </w:rPr>
-              <w:instrText xml:space="preserve"> PAGEREF _Toc221536122 \h </w:instrText>
+              <w:instrText xml:space="preserve"> PAGEREF _Toc221539205 \h </w:instrText>
             </w:r>
             <w:r>
               <w:rPr>
@@ -1808,7 +1808,7 @@
       <w:pPr>
         <w:pStyle w:val="a"/>
       </w:pPr>
-      <w:bookmarkStart w:id="1" w:name="_Toc221536107"/>
+      <w:bookmarkStart w:id="1" w:name="_Toc221539190"/>
       <w:r>
         <w:lastRenderedPageBreak/>
         <w:t>Ц</w:t>
@@ -1975,7 +1975,7 @@
         <w:pStyle w:val="a"/>
         <w:ind w:left="0" w:firstLine="0"/>
       </w:pPr>
-      <w:bookmarkStart w:id="2" w:name="_Toc221536108"/>
+      <w:bookmarkStart w:id="2" w:name="_Toc221539191"/>
       <w:r>
         <w:lastRenderedPageBreak/>
         <w:t>О</w:t>
@@ -2372,7 +2372,7 @@
         <w:pStyle w:val="a"/>
         <w:ind w:left="0" w:firstLine="0"/>
       </w:pPr>
-      <w:bookmarkStart w:id="4" w:name="_Toc221536109"/>
+      <w:bookmarkStart w:id="4" w:name="_Toc221539192"/>
       <w:r>
         <w:lastRenderedPageBreak/>
         <w:t>О</w:t>
@@ -2390,7 +2390,16 @@
         </w:rPr>
       </w:pPr>
       <w:r>
-        <w:t>Робот способен самостоятельно перемещаться в пределах заданной площадки, границы которой обозначены контрастной линией. Алгоритм</w:t>
+        <w:t>Робот способен</w:t>
+      </w:r>
+      <w:r>
+        <w:t xml:space="preserve"> перемещаться </w:t>
+      </w:r>
+      <w:r>
+        <w:t xml:space="preserve">с помощью оператора </w:t>
+      </w:r>
+      <w:r>
+        <w:t>в пределах заданной площадки, границы которой обозначены контрастной линией. Алгоритм</w:t>
       </w:r>
       <w:r>
         <w:t xml:space="preserve"> </w:t>
@@ -2415,7 +2424,7 @@
       </w:r>
       <w:proofErr w:type="spellEnd"/>
       <w:r>
-        <w:t xml:space="preserve"> идентифицирует цветные цилиндрические объекты (красный, синий, зеленый, белый) и цветные контуры люков для их сброса.</w:t>
+        <w:t xml:space="preserve"> идентифицирует цветные цилиндрические объекты и цветные контуры люков для их сброса.</w:t>
       </w:r>
     </w:p>
     <w:p>
@@ -2426,7 +2435,13 @@
         </w:rPr>
       </w:pPr>
       <w:r>
-        <w:t>Механический манипулятор с сервоприводами осуществляет надежный захват обнаруженного объекта.</w:t>
+        <w:t>Механический манипулятор с серв</w:t>
+      </w:r>
+      <w:r>
+        <w:t>оприводами осуществляет</w:t>
+      </w:r>
+      <w:r>
+        <w:t xml:space="preserve"> захват обнаруженного объекта.</w:t>
       </w:r>
     </w:p>
     <w:p>
@@ -2481,7 +2496,7 @@
         <w:pStyle w:val="a"/>
         <w:ind w:left="0" w:firstLine="0"/>
       </w:pPr>
-      <w:bookmarkStart w:id="5" w:name="_Toc221536110"/>
+      <w:bookmarkStart w:id="5" w:name="_Toc221539193"/>
       <w:r>
         <w:lastRenderedPageBreak/>
         <w:t>О</w:t>
@@ -2802,7 +2817,10 @@
               <w:t xml:space="preserve">, </w:t>
             </w:r>
             <w:r>
-              <w:t>сервоприводами и для связи</w:t>
+              <w:t>сервоприводами и</w:t>
+            </w:r>
+            <w:r>
+              <w:t xml:space="preserve"> связи</w:t>
             </w:r>
             <w:r>
               <w:t xml:space="preserve"> с</w:t>
@@ -3034,7 +3052,7 @@
                     </wp:inline>
                   </w:drawing>
                 </mc:Choice>
-                <mc:Fallback xmlns:w16sdtdh="http://schemas.microsoft.com/office/word/2020/wordml/sdtdatahash" xmlns:w16="http://schemas.microsoft.com/office/word/2018/wordml" xmlns:w16cid="http://schemas.microsoft.com/office/word/2016/wordml/cid" xmlns:w16cex="http://schemas.microsoft.com/office/word/2018/wordml/cex" xmlns:oel="http://schemas.microsoft.com/office/2019/extlst" xmlns:am3d="http://schemas.microsoft.com/office/drawing/2017/model3d" xmlns:aink="http://schemas.microsoft.com/office/drawing/2016/ink" xmlns:cx8="http://schemas.microsoft.com/office/drawing/2016/5/14/chartex" xmlns:cx7="http://schemas.microsoft.com/office/drawing/2016/5/13/chartex" xmlns:cx6="http://schemas.microsoft.com/office/drawing/2016/5/12/chartex" xmlns:cx5="http://schemas.microsoft.com/office/drawing/2016/5/11/chartex" xmlns:cx4="http://schemas.microsoft.com/office/drawing/2016/5/10/chartex" xmlns:cx3="http://schemas.microsoft.com/office/drawing/2016/5/9/chartex" xmlns:cx2="http://schemas.microsoft.com/office/drawing/2015/10/21/chartex" xmlns:cx1="http://schemas.microsoft.com/office/drawing/2015/9/8/chartex">
+                <mc:Fallback xmlns:cx1="http://schemas.microsoft.com/office/drawing/2015/9/8/chartex" xmlns:cx2="http://schemas.microsoft.com/office/drawing/2015/10/21/chartex" xmlns:cx3="http://schemas.microsoft.com/office/drawing/2016/5/9/chartex" xmlns:cx4="http://schemas.microsoft.com/office/drawing/2016/5/10/chartex" xmlns:cx5="http://schemas.microsoft.com/office/drawing/2016/5/11/chartex" xmlns:cx6="http://schemas.microsoft.com/office/drawing/2016/5/12/chartex" xmlns:cx7="http://schemas.microsoft.com/office/drawing/2016/5/13/chartex" xmlns:cx8="http://schemas.microsoft.com/office/drawing/2016/5/14/chartex" xmlns:aink="http://schemas.microsoft.com/office/drawing/2016/ink" xmlns:am3d="http://schemas.microsoft.com/office/drawing/2017/model3d" xmlns:oel="http://schemas.microsoft.com/office/2019/extlst" xmlns:w16cex="http://schemas.microsoft.com/office/word/2018/wordml/cex" xmlns:w16cid="http://schemas.microsoft.com/office/word/2016/wordml/cid" xmlns:w16="http://schemas.microsoft.com/office/word/2018/wordml" xmlns:w16sdtdh="http://schemas.microsoft.com/office/word/2020/wordml/sdtdatahash">
                   <w:pict>
                     <v:rect w14:anchorId="120843D3" id="Прямоугольник 5" o:spid="_x0000_s1026" alt="Мотор постоянного тока с редуктором 1:48. Обзор, применение,  характеристики. I Блог 3DIY shop" style="width:24pt;height:24pt;visibility:visible;mso-wrap-style:square;mso-left-percent:-10001;mso-top-percent:-10001;mso-position-horizontal:absolute;mso-position-horizontal-relative:char;mso-position-vertical:absolute;mso-position-vertical-relative:line;mso-left-percent:-10001;mso-top-percent:-10001;v-text-anchor:top" o:gfxdata="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" filled="f" stroked="f">
                       <o:lock v:ext="edit" aspectratio="t"/>
@@ -3953,7 +3971,7 @@
         <w:pStyle w:val="a"/>
         <w:ind w:left="0" w:firstLine="0"/>
       </w:pPr>
-      <w:bookmarkStart w:id="6" w:name="_Toc221536111"/>
+      <w:bookmarkStart w:id="6" w:name="_Toc221539194"/>
       <w:r>
         <w:lastRenderedPageBreak/>
         <w:t>О</w:t>
@@ -4961,7 +4979,7 @@
         <w:pStyle w:val="a"/>
         <w:ind w:left="0" w:firstLine="0"/>
       </w:pPr>
-      <w:bookmarkStart w:id="7" w:name="_Toc221536112"/>
+      <w:bookmarkStart w:id="7" w:name="_Toc221539195"/>
       <w:r>
         <w:lastRenderedPageBreak/>
         <w:t>Описание кинематической системы разработанного устройства</w:t>
@@ -5389,7 +5407,7 @@
         <w:pStyle w:val="a"/>
         <w:ind w:left="0" w:firstLine="0"/>
       </w:pPr>
-      <w:bookmarkStart w:id="8" w:name="_Toc221536113"/>
+      <w:bookmarkStart w:id="8" w:name="_Toc221539196"/>
       <w:r>
         <w:lastRenderedPageBreak/>
         <w:t>Скриншоты разработанных 3D-моделей</w:t>
@@ -5781,7 +5799,7 @@
         <w:pStyle w:val="a"/>
         <w:ind w:left="0" w:firstLine="0"/>
       </w:pPr>
-      <w:bookmarkStart w:id="9" w:name="_Toc221536114"/>
+      <w:bookmarkStart w:id="9" w:name="_Toc221539197"/>
       <w:r>
         <w:lastRenderedPageBreak/>
         <w:t>Описание электротехнической схемы разработанного устройств</w:t>
@@ -5917,7 +5935,7 @@
         <w:pStyle w:val="a"/>
         <w:ind w:left="0" w:firstLine="0"/>
       </w:pPr>
-      <w:bookmarkStart w:id="10" w:name="_Toc221536115"/>
+      <w:bookmarkStart w:id="10" w:name="_Toc221539198"/>
       <w:r>
         <w:lastRenderedPageBreak/>
         <w:t>Алгоритм работы разработанного программного обеспечения в виде блок-схем</w:t>
@@ -6203,7 +6221,7 @@
         <w:pStyle w:val="a"/>
         <w:ind w:left="0" w:firstLine="0"/>
       </w:pPr>
-      <w:bookmarkStart w:id="11" w:name="_Toc221536116"/>
+      <w:bookmarkStart w:id="11" w:name="_Toc221539199"/>
       <w:r>
         <w:lastRenderedPageBreak/>
         <w:t>Код разработанного программного обеспечения.</w:t>
@@ -6241,7 +6259,7 @@
         <w:pStyle w:val="a"/>
         <w:ind w:left="0" w:firstLine="0"/>
       </w:pPr>
-      <w:bookmarkStart w:id="12" w:name="_Toc221536117"/>
+      <w:bookmarkStart w:id="12" w:name="_Toc221539200"/>
       <w:r>
         <w:t>Фотографии разработанного устройства и его составных частей.</w:t>
       </w:r>
@@ -6279,15 +6297,24 @@
         <w:pStyle w:val="a"/>
         <w:ind w:left="0" w:firstLine="0"/>
       </w:pPr>
-      <w:bookmarkStart w:id="13" w:name="_Toc221536118"/>
+      <w:bookmarkStart w:id="13" w:name="_Toc221539201"/>
       <w:r>
         <w:t>Видеоролик</w:t>
       </w:r>
       <w:r>
+        <w:t>и</w:t>
+      </w:r>
+      <w:r>
         <w:rPr>
           <w:shd w:val="clear" w:color="auto" w:fill="FFFFFF"/>
         </w:rPr>
-        <w:t>, демонстрирующий функционирование разработанного устройства</w:t>
+        <w:t>, демонстрирующие</w:t>
+      </w:r>
+      <w:r>
+        <w:rPr>
+          <w:shd w:val="clear" w:color="auto" w:fill="FFFFFF"/>
+        </w:rPr>
+        <w:t xml:space="preserve"> функционирование разработанного устройства</w:t>
       </w:r>
       <w:bookmarkEnd w:id="13"/>
     </w:p>
@@ -6296,7 +6323,16 @@
         <w:pStyle w:val="afd"/>
       </w:pPr>
       <w:r>
-        <w:t>Ссылка на видеоролик представлена ниже</w:t>
+        <w:t>Ссылки</w:t>
+      </w:r>
+      <w:r>
+        <w:t xml:space="preserve"> на видеоролик</w:t>
+      </w:r>
+      <w:r>
+        <w:t>и представлены</w:t>
+      </w:r>
+      <w:r>
+        <w:t xml:space="preserve"> ниже</w:t>
       </w:r>
       <w:r>
         <w:t>:</w:t>
@@ -6308,6 +6344,25 @@
     <w:p>
       <w:pPr>
         <w:pStyle w:val="afd"/>
+      </w:pPr>
+      <w:r>
+        <w:t>Основное испытание</w:t>
+      </w:r>
+      <w:r>
+        <w:rPr>
+          <w:lang w:val="en-US"/>
+        </w:rPr>
+        <w:t>:</w:t>
+      </w:r>
+    </w:p>
+    <w:p>
+      <w:pPr>
+        <w:pStyle w:val="afd"/>
+        <w:rPr>
+          <w:rStyle w:val="a9"/>
+          <w:rFonts w:ascii="Segoe UI" w:hAnsi="Segoe UI" w:cs="Segoe UI"/>
+          <w:shd w:val="clear" w:color="auto" w:fill="FFFFFF"/>
+        </w:rPr>
       </w:pPr>
       <w:hyperlink r:id="rId35" w:tgtFrame="_blank" w:tooltip="https://rutube.ru/video/639ab361794a124124ae8b59f635fb9c/?r=wd" w:history="1">
         <w:r>
@@ -6322,6 +6377,33 @@
     </w:p>
     <w:p>
       <w:pPr>
+        <w:pStyle w:val="afd"/>
+      </w:pPr>
+      <w:r>
+        <w:t>Дополнительное испытание</w:t>
+      </w:r>
+      <w:r>
+        <w:rPr>
+          <w:lang w:val="en-US"/>
+        </w:rPr>
+        <w:t>:</w:t>
+      </w:r>
+    </w:p>
+    <w:p>
+      <w:pPr>
+        <w:pStyle w:val="afd"/>
+      </w:pPr>
+      <w:hyperlink r:id="rId36" w:history="1">
+        <w:r>
+          <w:rPr>
+            <w:rStyle w:val="a9"/>
+          </w:rPr>
+          <w:t>https://rutube.ru/video/0c11e91fbcda83d7c5e78a6e44b63032/?r=wd</w:t>
+        </w:r>
+      </w:hyperlink>
+    </w:p>
+    <w:p>
+      <w:pPr>
         <w:spacing w:line="259" w:lineRule="auto"/>
         <w:ind w:firstLine="0"/>
         <w:jc w:val="left"/>
@@ -6343,7 +6425,7 @@
         <w:pStyle w:val="a"/>
         <w:ind w:left="0" w:firstLine="0"/>
       </w:pPr>
-      <w:bookmarkStart w:id="14" w:name="_Toc221536119"/>
+      <w:bookmarkStart w:id="14" w:name="_Toc221539202"/>
       <w:r>
         <w:lastRenderedPageBreak/>
         <w:t>Заключение</w:t>
@@ -6382,20 +6464,18 @@
         </w:rPr>
         <w:br w:type="page"/>
       </w:r>
-      <w:bookmarkStart w:id="15" w:name="_GoBack"/>
-      <w:bookmarkEnd w:id="15"/>
     </w:p>
     <w:p>
       <w:pPr>
         <w:pStyle w:val="a"/>
         <w:ind w:left="0" w:firstLine="0"/>
       </w:pPr>
-      <w:bookmarkStart w:id="16" w:name="_Toc221536120"/>
+      <w:bookmarkStart w:id="15" w:name="_Toc221539203"/>
       <w:r>
         <w:lastRenderedPageBreak/>
         <w:t>Список литературных источников.</w:t>
       </w:r>
-      <w:bookmarkEnd w:id="16"/>
+      <w:bookmarkEnd w:id="15"/>
     </w:p>
     <w:p>
       <w:pPr>
@@ -6473,7 +6553,7 @@
         </w:rPr>
         <w:t xml:space="preserve">. URL: </w:t>
       </w:r>
-      <w:hyperlink r:id="rId36" w:tooltip="https://lesson.iarduino.ru" w:history="1">
+      <w:hyperlink r:id="rId37" w:tooltip="https://lesson.iarduino.ru" w:history="1">
         <w:r>
           <w:rPr>
             <w:rStyle w:val="a9"/>
@@ -6518,7 +6598,7 @@
         </w:rPr>
         <w:t>:</w:t>
       </w:r>
-      <w:hyperlink r:id="rId37" w:tooltip="https://kompas.ru/solutions/education/" w:history="1">
+      <w:hyperlink r:id="rId38" w:tooltip="https://kompas.ru/solutions/education/" w:history="1">
         <w:r>
           <w:rPr>
             <w:rStyle w:val="a9"/>
@@ -6678,56 +6758,75 @@
         </w:rPr>
         <w:t xml:space="preserve">: </w:t>
       </w:r>
-      <w:hyperlink r:id="rId38" w:history="1">
-        <w:r>
-          <w:rPr>
-            <w:rStyle w:val="a9"/>
-            <w:color w:val="000000" w:themeColor="text1"/>
-          </w:rPr>
-          <w:t xml:space="preserve">Леонов В. Простой и понятный самоучитель </w:t>
-        </w:r>
-        <w:proofErr w:type="spellStart"/>
-        <w:r>
-          <w:rPr>
-            <w:rStyle w:val="a9"/>
-            <w:color w:val="000000" w:themeColor="text1"/>
-          </w:rPr>
-          <w:t>Word</w:t>
-        </w:r>
-        <w:proofErr w:type="spellEnd"/>
-        <w:r>
-          <w:rPr>
-            <w:rStyle w:val="a9"/>
-            <w:color w:val="000000" w:themeColor="text1"/>
-          </w:rPr>
-          <w:t xml:space="preserve"> и </w:t>
-        </w:r>
-        <w:proofErr w:type="spellStart"/>
-        <w:r>
-          <w:rPr>
-            <w:rStyle w:val="a9"/>
-            <w:color w:val="000000" w:themeColor="text1"/>
-          </w:rPr>
-          <w:t>Excel</w:t>
-        </w:r>
-        <w:proofErr w:type="spellEnd"/>
-        <w:r>
-          <w:rPr>
-            <w:rStyle w:val="a9"/>
-            <w:color w:val="000000" w:themeColor="text1"/>
-          </w:rPr>
-          <w:t xml:space="preserve">. 3-е издание — купить в интернет-магазине ЭКСМО на Яндекс </w:t>
-        </w:r>
-        <w:proofErr w:type="spellStart"/>
-        <w:r>
-          <w:rPr>
-            <w:rStyle w:val="a9"/>
-            <w:color w:val="000000" w:themeColor="text1"/>
-          </w:rPr>
-          <w:t>Маркете</w:t>
-        </w:r>
-        <w:proofErr w:type="spellEnd"/>
-      </w:hyperlink>
+      <w:bookmarkStart w:id="16" w:name="_GoBack"/>
+      <w:bookmarkEnd w:id="16"/>
+      <w:r>
+        <w:fldChar w:fldCharType="begin"/>
+      </w:r>
+      <w:r>
+        <w:instrText xml:space="preserve"> HYPERLINK "https://market.yandex.ru/product--prostoi-i-poniatnyi-samouchitel-word-i-excel-3-e-izdanie/1777110562?sku=101852952786&amp;uniqueId=897618&amp;do-waremd5=fKBQ8KGIIxMkEn8F920gmg"</w:instrText>
+      </w:r>
+      <w:r>
+        <w:instrText xml:space="preserve"> </w:instrText>
+      </w:r>
+      <w:r>
+        <w:fldChar w:fldCharType="separate"/>
+      </w:r>
+      <w:r>
+        <w:rPr>
+          <w:rStyle w:val="a9"/>
+          <w:color w:val="000000" w:themeColor="text1"/>
+        </w:rPr>
+        <w:t xml:space="preserve">Леонов В. Простой и понятный самоучитель </w:t>
+      </w:r>
+      <w:proofErr w:type="spellStart"/>
+      <w:r>
+        <w:rPr>
+          <w:rStyle w:val="a9"/>
+          <w:color w:val="000000" w:themeColor="text1"/>
+        </w:rPr>
+        <w:t>Word</w:t>
+      </w:r>
+      <w:proofErr w:type="spellEnd"/>
+      <w:r>
+        <w:rPr>
+          <w:rStyle w:val="a9"/>
+          <w:color w:val="000000" w:themeColor="text1"/>
+        </w:rPr>
+        <w:t xml:space="preserve"> и </w:t>
+      </w:r>
+      <w:proofErr w:type="spellStart"/>
+      <w:r>
+        <w:rPr>
+          <w:rStyle w:val="a9"/>
+          <w:color w:val="000000" w:themeColor="text1"/>
+        </w:rPr>
+        <w:t>Excel</w:t>
+      </w:r>
+      <w:proofErr w:type="spellEnd"/>
+      <w:r>
+        <w:rPr>
+          <w:rStyle w:val="a9"/>
+          <w:color w:val="000000" w:themeColor="text1"/>
+        </w:rPr>
+        <w:t xml:space="preserve">. 3-е издание — купить в интернет-магазине ЭКСМО на Яндекс </w:t>
+      </w:r>
+      <w:proofErr w:type="spellStart"/>
+      <w:r>
+        <w:rPr>
+          <w:rStyle w:val="a9"/>
+          <w:color w:val="000000" w:themeColor="text1"/>
+        </w:rPr>
+        <w:t>Маркете</w:t>
+      </w:r>
+      <w:proofErr w:type="spellEnd"/>
+      <w:r>
+        <w:rPr>
+          <w:rStyle w:val="a9"/>
+          <w:color w:val="000000" w:themeColor="text1"/>
+        </w:rPr>
+        <w:fldChar w:fldCharType="end"/>
+      </w:r>
     </w:p>
     <w:p>
       <w:pPr>
@@ -6772,7 +6871,7 @@
         <w:rPr>
           <w:lang w:eastAsia="ru-RU"/>
         </w:rPr>
-        <w:t xml:space="preserve">: </w:t>
+        <w:t>:</w:t>
       </w:r>
       <w:hyperlink r:id="rId39" w:history="1">
         <w:r>
@@ -6965,7 +7064,7 @@
       </w:pPr>
       <w:bookmarkStart w:id="17" w:name="_Приложение_А"/>
       <w:bookmarkStart w:id="18" w:name="_Toc37554"/>
-      <w:bookmarkStart w:id="19" w:name="_Toc221536121"/>
+      <w:bookmarkStart w:id="19" w:name="_Toc221539204"/>
       <w:bookmarkEnd w:id="17"/>
       <w:r>
         <w:lastRenderedPageBreak/>
@@ -7232,7 +7331,7 @@
         <w:lastRenderedPageBreak/>
         <w:t xml:space="preserve"> </w:t>
       </w:r>
-      <w:bookmarkStart w:id="22" w:name="_Toc221536122"/>
+      <w:bookmarkStart w:id="22" w:name="_Toc221539205"/>
       <w:r>
         <w:t>Приложение Б</w:t>
       </w:r>
@@ -7637,7 +7736,7 @@
         <w:noProof/>
         <w:color w:val="000000"/>
       </w:rPr>
-      <w:t>22</w:t>
+      <w:t>25</w:t>
     </w:r>
     <w:r>
       <w:rPr>
@@ -9599,7 +9698,7 @@
 </file>
 
 <file path=customXml/itemProps1.xml><?xml version="1.0" encoding="utf-8"?>
-<ds:datastoreItem xmlns:ds="http://schemas.openxmlformats.org/officeDocument/2006/customXml" ds:itemID="{8354B1EF-0EAC-4915-B245-79CD1F24E6C2}">
+<ds:datastoreItem xmlns:ds="http://schemas.openxmlformats.org/officeDocument/2006/customXml" ds:itemID="{3330CE77-227A-47E1-A485-B86CE520A2F3}">
   <ds:schemaRefs>
     <ds:schemaRef ds:uri="http://schemas.openxmlformats.org/officeDocument/2006/bibliography"/>
   </ds:schemaRefs>
